--- a/applications/letters/33_Will_McGowan_CoverLetter_Oxera.docx
+++ b/applications/letters/33_Will_McGowan_CoverLetter_Oxera.docx
@@ -161,7 +161,7 @@
         <w:rPr>
           <w:b w:val="0"/>
         </w:rPr>
-        <w:t>Oxera stands out to me because its graduate analysts apply serious empirical analysis to live competition, regulation and valuation questions, with dedicated tracks in data science and econometrics, finance and valuation, and competition and market design. My dissertation combines mixed-frequency econometrics with a new text-based data source, and my CAPM study ran asset-pricing tests across 56 countries; I would like to bring those skills to questions where the answer shapes a regulator's decision.</w:t>
+        <w:t>Oxera stands out to me because its graduate analysts apply serious empirical analysis to live competition, regulation and valuation questions, with dedicated tracks in data science and econometrics, finance and valuation, and competition and market design. My dissertation combines mixed-frequency econometrics with a new text-based data source, and my CAPM study ran asset-pricing tests across 54 countries; I would like to bring those skills to questions where the answer shapes a regulator's decision.</w:t>
       </w:r>
     </w:p>
     <w:p>

--- a/applications/letters/33_Will_McGowan_CoverLetter_Oxera.docx
+++ b/applications/letters/33_Will_McGowan_CoverLetter_Oxera.docx
@@ -150,7 +150,7 @@
         <w:rPr>
           <w:b w:val="0"/>
         </w:rPr>
-        <w:t>Consulting appeals to me for the range of problems and the standard of thinking it demands: a recommendation has to be structured, evidenced and clear enough for a client to act on. My dissertation applies the same discipline to a broad question, whether news improves forecasts of European gas volatility, by breaking it into testable parts using mixed-frequency (MIDAS) models and out-of-sample comparisons against benchmarks. In co-founding the Strathclyde Agricapital Society, I built an organisation from launch to 126 members and led weekly sessions on transactions such as Olam Agri's USD 1.24bn stake sale to SALIC.</w:t>
+        <w:t>Consulting appeals to me for the range of problems and the standard of thinking it demands: a recommendation has to be structured, evidenced and clear enough for a client to act on. My dissertation applies the same discipline to a broad question, whether governments that hedge oil for their economies change how their currencies react to OPEC news, by breaking it into three testable predictions for Norway, Russia and Mexico and testing each with event studies and difference-in-differences. In co-founding the Strathclyde Agricapital Society, I built an organisation from launch to 126 members and led weekly sessions on transactions such as Olam Agri's USD 1.24bn stake sale to SALIC.</w:t>
       </w:r>
     </w:p>
     <w:p>
@@ -161,7 +161,7 @@
         <w:rPr>
           <w:b w:val="0"/>
         </w:rPr>
-        <w:t>Oxera stands out to me because its graduate analysts apply serious empirical analysis to live competition, regulation and valuation questions, with dedicated tracks in data science and econometrics, finance and valuation, and competition and market design. My dissertation combines mixed-frequency econometrics with a new text-based data source, and my CAPM study ran asset-pricing tests across 54 countries; I would like to bring those skills to questions where the answer shapes a regulator's decision.</w:t>
+        <w:t>Oxera stands out to me because its graduate analysts apply serious empirical analysis to live competition, regulation and valuation questions, with dedicated tracks in data science and econometrics, finance and valuation, and competition and market design. My dissertation evaluates policy rules with difference-in-differences on an original dataset I am building from central bank and finance ministry records, and my CAPM study ran asset-pricing tests across 54 countries; I would like to bring those skills to questions where the answer shapes a regulator's decision.</w:t>
       </w:r>
     </w:p>
     <w:p>
